--- a/tfl/tables/T-AE-01.docx
+++ b/tfl/tables/T-AE-01.docx
@@ -2038,6 +2038,681 @@
         <w:tc>
           <w:tcPr>
             <w:tcBorders>
+              <w:bottom w:val="single" w:sz="3" w:space="0" w:color="CCCCCC"/>
+              <w:top w:val="single" w:sz="3" w:space="0" w:color="CCCCCC"/>
+              <w:left w:val="single" w:sz="8" w:space="0" w:color="666666"/>
+              <w:right w:val="single" w:sz="3" w:space="0" w:color="CCCCCC"/>
+            </w:tcBorders>
+            <w:shd w:val="clear" w:color="auto" w:fill="FFFFFF"/>
+            <w:tcMar>
+              <w:top w:w="0" w:type="dxa"/>
+              <w:bottom w:w="0" w:type="dxa"/>
+              <w:left w:w="0" w:type="dxa"/>
+              <w:right w:w="0" w:type="dxa"/>
+            </w:tcMar>
+            <w:vAlign w:val="center"/>
+          </w:tcPr>
+          <w:p>
+            <w:pPr>
+              <w:pStyle w:val="Normal"/>
+              <w:jc w:val="left"/>
+              <w:pBdr>
+                <w:bottom w:val="none" w:sz="0" w:space="0" w:color="000000"/>
+                <w:top w:val="none" w:sz="0" w:space="0" w:color="000000"/>
+                <w:left w:val="none" w:sz="0" w:space="0" w:color="000000"/>
+                <w:right w:val="none" w:sz="0" w:space="0" w:color="000000"/>
+              </w:pBdr>
+              <w:spacing w:after="40" w:before="40" w:line="240"/>
+              <w:ind w:left="300" w:right="100" w:firstLine="0" w:firstLineChars="0"/>
+              <w:rPr>
+                <w:rFonts w:ascii="Arial" w:hAnsi="Arial" w:eastAsia="Arial" w:cs="Arial"/>
+                <w:i w:val="false"/>
+                <w:b w:val="false"/>
+                <w:u w:val="none"/>
+                <w:strike w:val="false"/>
+                <w:sz w:val="18"/>
+                <w:szCs w:val="18"/>
+                <w:color w:val="000000"/>
+              </w:rPr>
+            </w:pPr>
+            <w:r>
+              <w:rPr>
+                <w:rFonts w:ascii="Arial" w:hAnsi="Arial" w:eastAsia="Arial" w:cs="Arial"/>
+                <w:i w:val="false"/>
+                <w:b w:val="false"/>
+                <w:u w:val="none"/>
+                <w:strike w:val="false"/>
+                <w:sz w:val="18"/>
+                <w:szCs w:val="18"/>
+                <w:color w:val="000000"/>
+              </w:rPr>
+              <w:t xml:space="preserve">  TEAE leading to dose modification</w:t>
+            </w:r>
+          </w:p>
+        </w:tc>
+        <w:tc>
+          <w:tcPr>
+            <w:tcBorders>
+              <w:bottom w:val="single" w:sz="3" w:space="0" w:color="CCCCCC"/>
+              <w:top w:val="single" w:sz="3" w:space="0" w:color="CCCCCC"/>
+              <w:left w:val="single" w:sz="3" w:space="0" w:color="CCCCCC"/>
+              <w:right w:val="single" w:sz="3" w:space="0" w:color="CCCCCC"/>
+            </w:tcBorders>
+            <w:shd w:val="clear" w:color="auto" w:fill="FFFFFF"/>
+            <w:tcMar>
+              <w:top w:w="0" w:type="dxa"/>
+              <w:bottom w:w="0" w:type="dxa"/>
+              <w:left w:w="0" w:type="dxa"/>
+              <w:right w:w="0" w:type="dxa"/>
+            </w:tcMar>
+            <w:vAlign w:val="center"/>
+          </w:tcPr>
+          <w:p>
+            <w:pPr>
+              <w:pStyle w:val="Normal"/>
+              <w:jc w:val="center"/>
+              <w:pBdr>
+                <w:bottom w:val="none" w:sz="0" w:space="0" w:color="000000"/>
+                <w:top w:val="none" w:sz="0" w:space="0" w:color="000000"/>
+                <w:left w:val="none" w:sz="0" w:space="0" w:color="000000"/>
+                <w:right w:val="none" w:sz="0" w:space="0" w:color="000000"/>
+              </w:pBdr>
+              <w:spacing w:after="40" w:before="40" w:line="240"/>
+              <w:ind w:left="100" w:right="100" w:firstLine="0" w:firstLineChars="0"/>
+              <w:rPr>
+                <w:rFonts w:ascii="Arial" w:hAnsi="Arial" w:eastAsia="Arial" w:cs="Arial"/>
+                <w:i w:val="false"/>
+                <w:b w:val="false"/>
+                <w:u w:val="none"/>
+                <w:strike w:val="false"/>
+                <w:sz w:val="18"/>
+                <w:szCs w:val="18"/>
+                <w:color w:val="000000"/>
+              </w:rPr>
+            </w:pPr>
+            <w:r>
+              <w:rPr>
+                <w:rFonts w:ascii="Arial" w:hAnsi="Arial" w:eastAsia="Arial" w:cs="Arial"/>
+                <w:i w:val="false"/>
+                <w:b w:val="false"/>
+                <w:u w:val="none"/>
+                <w:strike w:val="false"/>
+                <w:sz w:val="18"/>
+                <w:szCs w:val="18"/>
+                <w:color w:val="000000"/>
+              </w:rPr>
+              <w:t xml:space="preserve">212 (94.2)</w:t>
+            </w:r>
+          </w:p>
+        </w:tc>
+        <w:tc>
+          <w:tcPr>
+            <w:tcBorders>
+              <w:bottom w:val="single" w:sz="3" w:space="0" w:color="CCCCCC"/>
+              <w:top w:val="single" w:sz="3" w:space="0" w:color="CCCCCC"/>
+              <w:left w:val="single" w:sz="3" w:space="0" w:color="CCCCCC"/>
+              <w:right w:val="single" w:sz="3" w:space="0" w:color="CCCCCC"/>
+            </w:tcBorders>
+            <w:shd w:val="clear" w:color="auto" w:fill="FFFFFF"/>
+            <w:tcMar>
+              <w:top w:w="0" w:type="dxa"/>
+              <w:bottom w:w="0" w:type="dxa"/>
+              <w:left w:w="0" w:type="dxa"/>
+              <w:right w:w="0" w:type="dxa"/>
+            </w:tcMar>
+            <w:vAlign w:val="center"/>
+          </w:tcPr>
+          <w:p>
+            <w:pPr>
+              <w:pStyle w:val="Normal"/>
+              <w:jc w:val="center"/>
+              <w:pBdr>
+                <w:bottom w:val="none" w:sz="0" w:space="0" w:color="000000"/>
+                <w:top w:val="none" w:sz="0" w:space="0" w:color="000000"/>
+                <w:left w:val="none" w:sz="0" w:space="0" w:color="000000"/>
+                <w:right w:val="none" w:sz="0" w:space="0" w:color="000000"/>
+              </w:pBdr>
+              <w:spacing w:after="40" w:before="40" w:line="240"/>
+              <w:ind w:left="100" w:right="100" w:firstLine="0" w:firstLineChars="0"/>
+              <w:rPr>
+                <w:rFonts w:ascii="Arial" w:hAnsi="Arial" w:eastAsia="Arial" w:cs="Arial"/>
+                <w:i w:val="false"/>
+                <w:b w:val="false"/>
+                <w:u w:val="none"/>
+                <w:strike w:val="false"/>
+                <w:sz w:val="18"/>
+                <w:szCs w:val="18"/>
+                <w:color w:val="000000"/>
+              </w:rPr>
+            </w:pPr>
+            <w:r>
+              <w:rPr>
+                <w:rFonts w:ascii="Arial" w:hAnsi="Arial" w:eastAsia="Arial" w:cs="Arial"/>
+                <w:i w:val="false"/>
+                <w:b w:val="false"/>
+                <w:u w:val="none"/>
+                <w:strike w:val="false"/>
+                <w:sz w:val="18"/>
+                <w:szCs w:val="18"/>
+                <w:color w:val="000000"/>
+              </w:rPr>
+              <w:t xml:space="preserve">206 (92.0)</w:t>
+            </w:r>
+          </w:p>
+        </w:tc>
+        <w:tc>
+          <w:tcPr>
+            <w:tcBorders>
+              <w:bottom w:val="single" w:sz="3" w:space="0" w:color="CCCCCC"/>
+              <w:top w:val="single" w:sz="3" w:space="0" w:color="CCCCCC"/>
+              <w:left w:val="single" w:sz="3" w:space="0" w:color="CCCCCC"/>
+              <w:right w:val="single" w:sz="8" w:space="0" w:color="666666"/>
+            </w:tcBorders>
+            <w:shd w:val="clear" w:color="auto" w:fill="FFFFFF"/>
+            <w:tcMar>
+              <w:top w:w="0" w:type="dxa"/>
+              <w:bottom w:w="0" w:type="dxa"/>
+              <w:left w:w="0" w:type="dxa"/>
+              <w:right w:w="0" w:type="dxa"/>
+            </w:tcMar>
+            <w:vAlign w:val="center"/>
+          </w:tcPr>
+          <w:p>
+            <w:pPr>
+              <w:pStyle w:val="Normal"/>
+              <w:jc w:val="center"/>
+              <w:pBdr>
+                <w:bottom w:val="none" w:sz="0" w:space="0" w:color="000000"/>
+                <w:top w:val="none" w:sz="0" w:space="0" w:color="000000"/>
+                <w:left w:val="none" w:sz="0" w:space="0" w:color="000000"/>
+                <w:right w:val="none" w:sz="0" w:space="0" w:color="000000"/>
+              </w:pBdr>
+              <w:spacing w:after="40" w:before="40" w:line="240"/>
+              <w:ind w:left="100" w:right="100" w:firstLine="0" w:firstLineChars="0"/>
+              <w:rPr>
+                <w:rFonts w:ascii="Arial" w:hAnsi="Arial" w:eastAsia="Arial" w:cs="Arial"/>
+                <w:i w:val="false"/>
+                <w:b w:val="false"/>
+                <w:u w:val="none"/>
+                <w:strike w:val="false"/>
+                <w:sz w:val="18"/>
+                <w:szCs w:val="18"/>
+                <w:color w:val="000000"/>
+              </w:rPr>
+            </w:pPr>
+            <w:r>
+              <w:rPr>
+                <w:rFonts w:ascii="Arial" w:hAnsi="Arial" w:eastAsia="Arial" w:cs="Arial"/>
+                <w:i w:val="false"/>
+                <w:b w:val="false"/>
+                <w:u w:val="none"/>
+                <w:strike w:val="false"/>
+                <w:sz w:val="18"/>
+                <w:szCs w:val="18"/>
+                <w:color w:val="000000"/>
+              </w:rPr>
+              <w:t xml:space="preserve">418 (93.1)</w:t>
+            </w:r>
+          </w:p>
+        </w:tc>
+      </w:tr>
+      <w:tr>
+        <w:trPr>
+          <w:trHeight w:val="360" w:hRule="auto"/>
+        </w:trPr>
+        <w:tc>
+          <w:tcPr>
+            <w:tcBorders>
+              <w:bottom w:val="single" w:sz="3" w:space="0" w:color="CCCCCC"/>
+              <w:top w:val="single" w:sz="3" w:space="0" w:color="CCCCCC"/>
+              <w:left w:val="single" w:sz="8" w:space="0" w:color="666666"/>
+              <w:right w:val="single" w:sz="3" w:space="0" w:color="CCCCCC"/>
+            </w:tcBorders>
+            <w:shd w:val="clear" w:color="auto" w:fill="FFFFFF"/>
+            <w:tcMar>
+              <w:top w:w="0" w:type="dxa"/>
+              <w:bottom w:w="0" w:type="dxa"/>
+              <w:left w:w="0" w:type="dxa"/>
+              <w:right w:w="0" w:type="dxa"/>
+            </w:tcMar>
+            <w:vAlign w:val="center"/>
+          </w:tcPr>
+          <w:p>
+            <w:pPr>
+              <w:pStyle w:val="Normal"/>
+              <w:jc w:val="left"/>
+              <w:pBdr>
+                <w:bottom w:val="none" w:sz="0" w:space="0" w:color="000000"/>
+                <w:top w:val="none" w:sz="0" w:space="0" w:color="000000"/>
+                <w:left w:val="none" w:sz="0" w:space="0" w:color="000000"/>
+                <w:right w:val="none" w:sz="0" w:space="0" w:color="000000"/>
+              </w:pBdr>
+              <w:spacing w:after="40" w:before="40" w:line="240"/>
+              <w:ind w:left="100" w:right="100" w:firstLine="0" w:firstLineChars="0"/>
+              <w:rPr>
+                <w:rFonts w:ascii="Arial" w:hAnsi="Arial" w:eastAsia="Arial" w:cs="Arial"/>
+                <w:i w:val="false"/>
+                <w:b w:val="false"/>
+                <w:u w:val="none"/>
+                <w:strike w:val="false"/>
+                <w:sz w:val="18"/>
+                <w:szCs w:val="18"/>
+                <w:color w:val="000000"/>
+              </w:rPr>
+            </w:pPr>
+            <w:r>
+              <w:rPr>
+                <w:rFonts w:ascii="Arial" w:hAnsi="Arial" w:eastAsia="Arial" w:cs="Arial"/>
+                <w:i w:val="false"/>
+                <w:b w:val="false"/>
+                <w:u w:val="none"/>
+                <w:strike w:val="false"/>
+                <w:sz w:val="18"/>
+                <w:szCs w:val="18"/>
+                <w:color w:val="000000"/>
+              </w:rPr>
+              <w:t xml:space="preserve">Total treatment exposure (patient-years)</w:t>
+            </w:r>
+          </w:p>
+        </w:tc>
+        <w:tc>
+          <w:tcPr>
+            <w:tcBorders>
+              <w:bottom w:val="single" w:sz="3" w:space="0" w:color="CCCCCC"/>
+              <w:top w:val="single" w:sz="3" w:space="0" w:color="CCCCCC"/>
+              <w:left w:val="single" w:sz="3" w:space="0" w:color="CCCCCC"/>
+              <w:right w:val="single" w:sz="3" w:space="0" w:color="CCCCCC"/>
+            </w:tcBorders>
+            <w:shd w:val="clear" w:color="auto" w:fill="FFFFFF"/>
+            <w:tcMar>
+              <w:top w:w="0" w:type="dxa"/>
+              <w:bottom w:w="0" w:type="dxa"/>
+              <w:left w:w="0" w:type="dxa"/>
+              <w:right w:w="0" w:type="dxa"/>
+            </w:tcMar>
+            <w:vAlign w:val="center"/>
+          </w:tcPr>
+          <w:p>
+            <w:pPr>
+              <w:pStyle w:val="Normal"/>
+              <w:jc w:val="center"/>
+              <w:pBdr>
+                <w:bottom w:val="none" w:sz="0" w:space="0" w:color="000000"/>
+                <w:top w:val="none" w:sz="0" w:space="0" w:color="000000"/>
+                <w:left w:val="none" w:sz="0" w:space="0" w:color="000000"/>
+                <w:right w:val="none" w:sz="0" w:space="0" w:color="000000"/>
+              </w:pBdr>
+              <w:spacing w:after="40" w:before="40" w:line="240"/>
+              <w:ind w:left="100" w:right="100" w:firstLine="0" w:firstLineChars="0"/>
+              <w:rPr>
+                <w:rFonts w:ascii="Arial" w:hAnsi="Arial" w:eastAsia="Arial" w:cs="Arial"/>
+                <w:i w:val="false"/>
+                <w:b w:val="false"/>
+                <w:u w:val="none"/>
+                <w:strike w:val="false"/>
+                <w:sz w:val="18"/>
+                <w:szCs w:val="18"/>
+                <w:color w:val="000000"/>
+              </w:rPr>
+            </w:pPr>
+            <w:r>
+              <w:rPr>
+                <w:rFonts w:ascii="Arial" w:hAnsi="Arial" w:eastAsia="Arial" w:cs="Arial"/>
+                <w:i w:val="false"/>
+                <w:b w:val="false"/>
+                <w:u w:val="none"/>
+                <w:strike w:val="false"/>
+                <w:sz w:val="18"/>
+                <w:szCs w:val="18"/>
+                <w:color w:val="000000"/>
+              </w:rPr>
+              <w:t xml:space="preserve">256.2</w:t>
+            </w:r>
+          </w:p>
+        </w:tc>
+        <w:tc>
+          <w:tcPr>
+            <w:tcBorders>
+              <w:bottom w:val="single" w:sz="3" w:space="0" w:color="CCCCCC"/>
+              <w:top w:val="single" w:sz="3" w:space="0" w:color="CCCCCC"/>
+              <w:left w:val="single" w:sz="3" w:space="0" w:color="CCCCCC"/>
+              <w:right w:val="single" w:sz="3" w:space="0" w:color="CCCCCC"/>
+            </w:tcBorders>
+            <w:shd w:val="clear" w:color="auto" w:fill="FFFFFF"/>
+            <w:tcMar>
+              <w:top w:w="0" w:type="dxa"/>
+              <w:bottom w:w="0" w:type="dxa"/>
+              <w:left w:w="0" w:type="dxa"/>
+              <w:right w:w="0" w:type="dxa"/>
+            </w:tcMar>
+            <w:vAlign w:val="center"/>
+          </w:tcPr>
+          <w:p>
+            <w:pPr>
+              <w:pStyle w:val="Normal"/>
+              <w:jc w:val="center"/>
+              <w:pBdr>
+                <w:bottom w:val="none" w:sz="0" w:space="0" w:color="000000"/>
+                <w:top w:val="none" w:sz="0" w:space="0" w:color="000000"/>
+                <w:left w:val="none" w:sz="0" w:space="0" w:color="000000"/>
+                <w:right w:val="none" w:sz="0" w:space="0" w:color="000000"/>
+              </w:pBdr>
+              <w:spacing w:after="40" w:before="40" w:line="240"/>
+              <w:ind w:left="100" w:right="100" w:firstLine="0" w:firstLineChars="0"/>
+              <w:rPr>
+                <w:rFonts w:ascii="Arial" w:hAnsi="Arial" w:eastAsia="Arial" w:cs="Arial"/>
+                <w:i w:val="false"/>
+                <w:b w:val="false"/>
+                <w:u w:val="none"/>
+                <w:strike w:val="false"/>
+                <w:sz w:val="18"/>
+                <w:szCs w:val="18"/>
+                <w:color w:val="000000"/>
+              </w:rPr>
+            </w:pPr>
+            <w:r>
+              <w:rPr>
+                <w:rFonts w:ascii="Arial" w:hAnsi="Arial" w:eastAsia="Arial" w:cs="Arial"/>
+                <w:i w:val="false"/>
+                <w:b w:val="false"/>
+                <w:u w:val="none"/>
+                <w:strike w:val="false"/>
+                <w:sz w:val="18"/>
+                <w:szCs w:val="18"/>
+                <w:color w:val="000000"/>
+              </w:rPr>
+              <w:t xml:space="preserve">198.7</w:t>
+            </w:r>
+          </w:p>
+        </w:tc>
+        <w:tc>
+          <w:tcPr>
+            <w:tcBorders>
+              <w:bottom w:val="single" w:sz="3" w:space="0" w:color="CCCCCC"/>
+              <w:top w:val="single" w:sz="3" w:space="0" w:color="CCCCCC"/>
+              <w:left w:val="single" w:sz="3" w:space="0" w:color="CCCCCC"/>
+              <w:right w:val="single" w:sz="8" w:space="0" w:color="666666"/>
+            </w:tcBorders>
+            <w:shd w:val="clear" w:color="auto" w:fill="FFFFFF"/>
+            <w:tcMar>
+              <w:top w:w="0" w:type="dxa"/>
+              <w:bottom w:w="0" w:type="dxa"/>
+              <w:left w:w="0" w:type="dxa"/>
+              <w:right w:w="0" w:type="dxa"/>
+            </w:tcMar>
+            <w:vAlign w:val="center"/>
+          </w:tcPr>
+          <w:p>
+            <w:pPr>
+              <w:pStyle w:val="Normal"/>
+              <w:jc w:val="center"/>
+              <w:pBdr>
+                <w:bottom w:val="none" w:sz="0" w:space="0" w:color="000000"/>
+                <w:top w:val="none" w:sz="0" w:space="0" w:color="000000"/>
+                <w:left w:val="none" w:sz="0" w:space="0" w:color="000000"/>
+                <w:right w:val="none" w:sz="0" w:space="0" w:color="000000"/>
+              </w:pBdr>
+              <w:spacing w:after="40" w:before="40" w:line="240"/>
+              <w:ind w:left="100" w:right="100" w:firstLine="0" w:firstLineChars="0"/>
+              <w:rPr>
+                <w:rFonts w:ascii="Arial" w:hAnsi="Arial" w:eastAsia="Arial" w:cs="Arial"/>
+                <w:i w:val="false"/>
+                <w:b w:val="false"/>
+                <w:u w:val="none"/>
+                <w:strike w:val="false"/>
+                <w:sz w:val="18"/>
+                <w:szCs w:val="18"/>
+                <w:color w:val="000000"/>
+              </w:rPr>
+            </w:pPr>
+            <w:r>
+              <w:rPr>
+                <w:rFonts w:ascii="Arial" w:hAnsi="Arial" w:eastAsia="Arial" w:cs="Arial"/>
+                <w:i w:val="false"/>
+                <w:b w:val="false"/>
+                <w:u w:val="none"/>
+                <w:strike w:val="false"/>
+                <w:sz w:val="18"/>
+                <w:szCs w:val="18"/>
+                <w:color w:val="000000"/>
+              </w:rPr>
+              <w:t xml:space="preserve">454.9</w:t>
+            </w:r>
+          </w:p>
+        </w:tc>
+      </w:tr>
+      <w:tr>
+        <w:trPr>
+          <w:trHeight w:val="360" w:hRule="auto"/>
+        </w:trPr>
+        <w:tc>
+          <w:tcPr>
+            <w:tcBorders>
+              <w:bottom w:val="single" w:sz="3" w:space="0" w:color="CCCCCC"/>
+              <w:top w:val="single" w:sz="3" w:space="0" w:color="CCCCCC"/>
+              <w:left w:val="single" w:sz="8" w:space="0" w:color="666666"/>
+              <w:right w:val="single" w:sz="3" w:space="0" w:color="CCCCCC"/>
+            </w:tcBorders>
+            <w:shd w:val="clear" w:color="auto" w:fill="FFFFFF"/>
+            <w:tcMar>
+              <w:top w:w="0" w:type="dxa"/>
+              <w:bottom w:w="0" w:type="dxa"/>
+              <w:left w:w="0" w:type="dxa"/>
+              <w:right w:w="0" w:type="dxa"/>
+            </w:tcMar>
+            <w:vAlign w:val="center"/>
+          </w:tcPr>
+          <w:p>
+            <w:pPr>
+              <w:pStyle w:val="Normal"/>
+              <w:jc w:val="left"/>
+              <w:pBdr>
+                <w:bottom w:val="none" w:sz="0" w:space="0" w:color="000000"/>
+                <w:top w:val="none" w:sz="0" w:space="0" w:color="000000"/>
+                <w:left w:val="none" w:sz="0" w:space="0" w:color="000000"/>
+                <w:right w:val="none" w:sz="0" w:space="0" w:color="000000"/>
+              </w:pBdr>
+              <w:spacing w:after="40" w:before="40" w:line="240"/>
+              <w:ind w:left="100" w:right="100" w:firstLine="0" w:firstLineChars="0"/>
+              <w:rPr>
+                <w:rFonts w:ascii="Arial" w:hAnsi="Arial" w:eastAsia="Arial" w:cs="Arial"/>
+                <w:i w:val="false"/>
+                <w:b w:val="false"/>
+                <w:u w:val="none"/>
+                <w:strike w:val="false"/>
+                <w:sz w:val="18"/>
+                <w:szCs w:val="18"/>
+                <w:color w:val="000000"/>
+              </w:rPr>
+            </w:pPr>
+            <w:r>
+              <w:rPr>
+                <w:rFonts w:ascii="Arial" w:hAnsi="Arial" w:eastAsia="Arial" w:cs="Arial"/>
+                <w:i w:val="false"/>
+                <w:b w:val="false"/>
+                <w:u w:val="none"/>
+                <w:strike w:val="false"/>
+                <w:sz w:val="18"/>
+                <w:szCs w:val="18"/>
+                <w:color w:val="000000"/>
+              </w:rPr>
+              <w:t xml:space="preserve">TEAE events (n)</w:t>
+            </w:r>
+          </w:p>
+        </w:tc>
+        <w:tc>
+          <w:tcPr>
+            <w:tcBorders>
+              <w:bottom w:val="single" w:sz="3" w:space="0" w:color="CCCCCC"/>
+              <w:top w:val="single" w:sz="3" w:space="0" w:color="CCCCCC"/>
+              <w:left w:val="single" w:sz="3" w:space="0" w:color="CCCCCC"/>
+              <w:right w:val="single" w:sz="3" w:space="0" w:color="CCCCCC"/>
+            </w:tcBorders>
+            <w:shd w:val="clear" w:color="auto" w:fill="FFFFFF"/>
+            <w:tcMar>
+              <w:top w:w="0" w:type="dxa"/>
+              <w:bottom w:w="0" w:type="dxa"/>
+              <w:left w:w="0" w:type="dxa"/>
+              <w:right w:w="0" w:type="dxa"/>
+            </w:tcMar>
+            <w:vAlign w:val="center"/>
+          </w:tcPr>
+          <w:p>
+            <w:pPr>
+              <w:pStyle w:val="Normal"/>
+              <w:jc w:val="center"/>
+              <w:pBdr>
+                <w:bottom w:val="none" w:sz="0" w:space="0" w:color="000000"/>
+                <w:top w:val="none" w:sz="0" w:space="0" w:color="000000"/>
+                <w:left w:val="none" w:sz="0" w:space="0" w:color="000000"/>
+                <w:right w:val="none" w:sz="0" w:space="0" w:color="000000"/>
+              </w:pBdr>
+              <w:spacing w:after="40" w:before="40" w:line="240"/>
+              <w:ind w:left="100" w:right="100" w:firstLine="0" w:firstLineChars="0"/>
+              <w:rPr>
+                <w:rFonts w:ascii="Arial" w:hAnsi="Arial" w:eastAsia="Arial" w:cs="Arial"/>
+                <w:i w:val="false"/>
+                <w:b w:val="false"/>
+                <w:u w:val="none"/>
+                <w:strike w:val="false"/>
+                <w:sz w:val="18"/>
+                <w:szCs w:val="18"/>
+                <w:color w:val="000000"/>
+              </w:rPr>
+            </w:pPr>
+            <w:r>
+              <w:rPr>
+                <w:rFonts w:ascii="Arial" w:hAnsi="Arial" w:eastAsia="Arial" w:cs="Arial"/>
+                <w:i w:val="false"/>
+                <w:b w:val="false"/>
+                <w:u w:val="none"/>
+                <w:strike w:val="false"/>
+                <w:sz w:val="18"/>
+                <w:szCs w:val="18"/>
+                <w:color w:val="000000"/>
+              </w:rPr>
+              <w:t xml:space="preserve">1,380</w:t>
+            </w:r>
+          </w:p>
+        </w:tc>
+        <w:tc>
+          <w:tcPr>
+            <w:tcBorders>
+              <w:bottom w:val="single" w:sz="3" w:space="0" w:color="CCCCCC"/>
+              <w:top w:val="single" w:sz="3" w:space="0" w:color="CCCCCC"/>
+              <w:left w:val="single" w:sz="3" w:space="0" w:color="CCCCCC"/>
+              <w:right w:val="single" w:sz="3" w:space="0" w:color="CCCCCC"/>
+            </w:tcBorders>
+            <w:shd w:val="clear" w:color="auto" w:fill="FFFFFF"/>
+            <w:tcMar>
+              <w:top w:w="0" w:type="dxa"/>
+              <w:bottom w:w="0" w:type="dxa"/>
+              <w:left w:w="0" w:type="dxa"/>
+              <w:right w:w="0" w:type="dxa"/>
+            </w:tcMar>
+            <w:vAlign w:val="center"/>
+          </w:tcPr>
+          <w:p>
+            <w:pPr>
+              <w:pStyle w:val="Normal"/>
+              <w:jc w:val="center"/>
+              <w:pBdr>
+                <w:bottom w:val="none" w:sz="0" w:space="0" w:color="000000"/>
+                <w:top w:val="none" w:sz="0" w:space="0" w:color="000000"/>
+                <w:left w:val="none" w:sz="0" w:space="0" w:color="000000"/>
+                <w:right w:val="none" w:sz="0" w:space="0" w:color="000000"/>
+              </w:pBdr>
+              <w:spacing w:after="40" w:before="40" w:line="240"/>
+              <w:ind w:left="100" w:right="100" w:firstLine="0" w:firstLineChars="0"/>
+              <w:rPr>
+                <w:rFonts w:ascii="Arial" w:hAnsi="Arial" w:eastAsia="Arial" w:cs="Arial"/>
+                <w:i w:val="false"/>
+                <w:b w:val="false"/>
+                <w:u w:val="none"/>
+                <w:strike w:val="false"/>
+                <w:sz w:val="18"/>
+                <w:szCs w:val="18"/>
+                <w:color w:val="000000"/>
+              </w:rPr>
+            </w:pPr>
+            <w:r>
+              <w:rPr>
+                <w:rFonts w:ascii="Arial" w:hAnsi="Arial" w:eastAsia="Arial" w:cs="Arial"/>
+                <w:i w:val="false"/>
+                <w:b w:val="false"/>
+                <w:u w:val="none"/>
+                <w:strike w:val="false"/>
+                <w:sz w:val="18"/>
+                <w:szCs w:val="18"/>
+                <w:color w:val="000000"/>
+              </w:rPr>
+              <w:t xml:space="preserve">1,293</w:t>
+            </w:r>
+          </w:p>
+        </w:tc>
+        <w:tc>
+          <w:tcPr>
+            <w:tcBorders>
+              <w:bottom w:val="single" w:sz="3" w:space="0" w:color="CCCCCC"/>
+              <w:top w:val="single" w:sz="3" w:space="0" w:color="CCCCCC"/>
+              <w:left w:val="single" w:sz="3" w:space="0" w:color="CCCCCC"/>
+              <w:right w:val="single" w:sz="8" w:space="0" w:color="666666"/>
+            </w:tcBorders>
+            <w:shd w:val="clear" w:color="auto" w:fill="FFFFFF"/>
+            <w:tcMar>
+              <w:top w:w="0" w:type="dxa"/>
+              <w:bottom w:w="0" w:type="dxa"/>
+              <w:left w:w="0" w:type="dxa"/>
+              <w:right w:w="0" w:type="dxa"/>
+            </w:tcMar>
+            <w:vAlign w:val="center"/>
+          </w:tcPr>
+          <w:p>
+            <w:pPr>
+              <w:pStyle w:val="Normal"/>
+              <w:jc w:val="center"/>
+              <w:pBdr>
+                <w:bottom w:val="none" w:sz="0" w:space="0" w:color="000000"/>
+                <w:top w:val="none" w:sz="0" w:space="0" w:color="000000"/>
+                <w:left w:val="none" w:sz="0" w:space="0" w:color="000000"/>
+                <w:right w:val="none" w:sz="0" w:space="0" w:color="000000"/>
+              </w:pBdr>
+              <w:spacing w:after="40" w:before="40" w:line="240"/>
+              <w:ind w:left="100" w:right="100" w:firstLine="0" w:firstLineChars="0"/>
+              <w:rPr>
+                <w:rFonts w:ascii="Arial" w:hAnsi="Arial" w:eastAsia="Arial" w:cs="Arial"/>
+                <w:i w:val="false"/>
+                <w:b w:val="false"/>
+                <w:u w:val="none"/>
+                <w:strike w:val="false"/>
+                <w:sz w:val="18"/>
+                <w:szCs w:val="18"/>
+                <w:color w:val="000000"/>
+              </w:rPr>
+            </w:pPr>
+            <w:r>
+              <w:rPr>
+                <w:rFonts w:ascii="Arial" w:hAnsi="Arial" w:eastAsia="Arial" w:cs="Arial"/>
+                <w:i w:val="false"/>
+                <w:b w:val="false"/>
+                <w:u w:val="none"/>
+                <w:strike w:val="false"/>
+                <w:sz w:val="18"/>
+                <w:szCs w:val="18"/>
+                <w:color w:val="000000"/>
+              </w:rPr>
+              <w:t xml:space="preserve">2,673</w:t>
+            </w:r>
+          </w:p>
+        </w:tc>
+      </w:tr>
+      <w:tr>
+        <w:trPr>
+          <w:trHeight w:val="360" w:hRule="auto"/>
+        </w:trPr>
+        <w:tc>
+          <w:tcPr>
+            <w:tcBorders>
               <w:bottom w:val="single" w:sz="8" w:space="0" w:color="666666"/>
               <w:top w:val="single" w:sz="3" w:space="0" w:color="CCCCCC"/>
               <w:left w:val="single" w:sz="8" w:space="0" w:color="666666"/>
@@ -2063,30 +2738,30 @@
                 <w:right w:val="none" w:sz="0" w:space="0" w:color="000000"/>
               </w:pBdr>
               <w:spacing w:after="40" w:before="40" w:line="240"/>
-              <w:ind w:left="300" w:right="100" w:firstLine="0" w:firstLineChars="0"/>
-              <w:rPr>
-                <w:rFonts w:ascii="Arial" w:hAnsi="Arial" w:eastAsia="Arial" w:cs="Arial"/>
-                <w:i w:val="false"/>
-                <w:b w:val="false"/>
-                <w:u w:val="none"/>
-                <w:strike w:val="false"/>
-                <w:sz w:val="18"/>
-                <w:szCs w:val="18"/>
-                <w:color w:val="000000"/>
-              </w:rPr>
-            </w:pPr>
-            <w:r>
-              <w:rPr>
-                <w:rFonts w:ascii="Arial" w:hAnsi="Arial" w:eastAsia="Arial" w:cs="Arial"/>
-                <w:i w:val="false"/>
-                <w:b w:val="false"/>
-                <w:u w:val="none"/>
-                <w:strike w:val="false"/>
-                <w:sz w:val="18"/>
-                <w:szCs w:val="18"/>
-                <w:color w:val="000000"/>
-              </w:rPr>
-              <w:t xml:space="preserve">  TEAE leading to dose modification</w:t>
+              <w:ind w:left="100" w:right="100" w:firstLine="0" w:firstLineChars="0"/>
+              <w:rPr>
+                <w:rFonts w:ascii="Arial" w:hAnsi="Arial" w:eastAsia="Arial" w:cs="Arial"/>
+                <w:i w:val="false"/>
+                <w:b w:val="false"/>
+                <w:u w:val="none"/>
+                <w:strike w:val="false"/>
+                <w:sz w:val="18"/>
+                <w:szCs w:val="18"/>
+                <w:color w:val="000000"/>
+              </w:rPr>
+            </w:pPr>
+            <w:r>
+              <w:rPr>
+                <w:rFonts w:ascii="Arial" w:hAnsi="Arial" w:eastAsia="Arial" w:cs="Arial"/>
+                <w:i w:val="false"/>
+                <w:b w:val="false"/>
+                <w:u w:val="none"/>
+                <w:strike w:val="false"/>
+                <w:sz w:val="18"/>
+                <w:szCs w:val="18"/>
+                <w:color w:val="000000"/>
+              </w:rPr>
+              <w:t xml:space="preserve">Exposure-adjusted TEAE rate (events per 100 patient-years)</w:t>
             </w:r>
           </w:p>
         </w:tc>
@@ -2141,7 +2816,7 @@
                 <w:szCs w:val="18"/>
                 <w:color w:val="000000"/>
               </w:rPr>
-              <w:t xml:space="preserve">212 (94.2)</w:t>
+              <w:t xml:space="preserve">538.6</w:t>
             </w:r>
           </w:p>
         </w:tc>
@@ -2196,7 +2871,7 @@
                 <w:szCs w:val="18"/>
                 <w:color w:val="000000"/>
               </w:rPr>
-              <w:t xml:space="preserve">206 (92.0)</w:t>
+              <w:t xml:space="preserve">650.7</w:t>
             </w:r>
           </w:p>
         </w:tc>
@@ -2251,7 +2926,7 @@
                 <w:szCs w:val="18"/>
                 <w:color w:val="000000"/>
               </w:rPr>
-              <w:t xml:space="preserve">418 (93.1)</w:t>
+              <w:t xml:space="preserve">587.6</w:t>
             </w:r>
           </w:p>
         </w:tc>
@@ -2366,6 +3041,32 @@
           <w:szCs w:val="16"/>
           <w:color w:val="000000"/>
         </w:rPr>
+        <w:t xml:space="preserve">Exposure-adjusted TEAE rate = TEAE events / total treatment exposure × 100, where exposure (patient-years) = ADSL.TRTDURD (TRTEDT − TRTSDT + 1) summed across the safety population and divided by 365.25. Numerator counts events, not subjects, so a subject with multiple events contributes more than once (SAP §5.5; estimand S2).</w:t>
+      </w:r>
+    </w:p>
+    <w:p>
+      <w:pPr>
+        <w:jc w:val="left"/>
+        <w:pBdr>
+          <w:bottom w:val="none" w:sz="0" w:space="0" w:color="000000"/>
+          <w:top w:val="none" w:sz="0" w:space="0" w:color="000000"/>
+          <w:left w:val="none" w:sz="0" w:space="0" w:color="000000"/>
+          <w:right w:val="none" w:sz="0" w:space="0" w:color="000000"/>
+        </w:pBdr>
+        <w:spacing w:after="0" w:before="0" w:line="240"/>
+        <w:ind w:left="0" w:right="0" w:firstLine="0" w:firstLineChars="0"/>
+      </w:pPr>
+      <w:r>
+        <w:rPr>
+          <w:rFonts w:ascii="Arial" w:hAnsi="Arial" w:eastAsia="Arial" w:cs="Arial"/>
+          <w:i w:val="false"/>
+          <w:b w:val="false"/>
+          <w:u w:val="none"/>
+          <w:strike w:val="false"/>
+          <w:sz w:val="16"/>
+          <w:szCs w:val="16"/>
+          <w:color w:val="000000"/>
+        </w:rPr>
         <w:t xml:space="preserve">Source: datasets/adam/adae.parquet, adsl.parquet.</w:t>
       </w:r>
     </w:p>
@@ -2392,7 +3093,7 @@
           <w:szCs w:val="14"/>
           <w:color w:val="C0392B"/>
         </w:rPr>
-        <w:t xml:space="preserve">DRAFT — produced 2026-07-19 — synthetic data, NOT for regulatory submission</w:t>
+        <w:t xml:space="preserve">DRAFT — produced 2026-09-20 — synthetic data, NOT for regulatory submission</w:t>
       </w:r>
     </w:p>
     <w:sectPr>

--- a/tfl/tables/T-AE-01.docx
+++ b/tfl/tables/T-AE-01.docx
@@ -129,7 +129,7 @@
           <w:szCs w:val="18"/>
           <w:color w:val="444444"/>
         </w:rPr>
-        <w:t xml:space="preserve">Safety Population (N=449)</w:t>
+        <w:t xml:space="preserve">Safety Population (N=450)</w:t>
       </w:r>
     </w:p>
     <w:p>
@@ -289,7 +289,7 @@
                 <w:szCs w:val="18"/>
                 <w:color w:val="FFFFFF"/>
               </w:rPr>
-              <w:t xml:space="preserve">(N=225)</w:t>
+              <w:t xml:space="preserve">(N=300)</w:t>
             </w:r>
           </w:p>
         </w:tc>
@@ -370,7 +370,7 @@
                 <w:szCs w:val="18"/>
                 <w:color w:val="FFFFFF"/>
               </w:rPr>
-              <w:t xml:space="preserve">(N=224)</w:t>
+              <w:t xml:space="preserve">(N=150)</w:t>
             </w:r>
           </w:p>
         </w:tc>
@@ -451,7 +451,7 @@
                 <w:szCs w:val="18"/>
                 <w:color w:val="FFFFFF"/>
               </w:rPr>
-              <w:t xml:space="preserve">(N=449)</w:t>
+              <w:t xml:space="preserve">(N=450)</w:t>
             </w:r>
           </w:p>
         </w:tc>
@@ -566,7 +566,7 @@
                 <w:szCs w:val="18"/>
                 <w:color w:val="000000"/>
               </w:rPr>
-              <w:t xml:space="preserve">225 (100.0)</w:t>
+              <w:t xml:space="preserve">300 (100.0)</w:t>
             </w:r>
           </w:p>
         </w:tc>
@@ -621,7 +621,7 @@
                 <w:szCs w:val="18"/>
                 <w:color w:val="000000"/>
               </w:rPr>
-              <w:t xml:space="preserve">224 (100.0)</w:t>
+              <w:t xml:space="preserve">150 (100.0)</w:t>
             </w:r>
           </w:p>
         </w:tc>
@@ -676,7 +676,7 @@
                 <w:szCs w:val="18"/>
                 <w:color w:val="000000"/>
               </w:rPr>
-              <w:t xml:space="preserve">449 (100.0)</w:t>
+              <w:t xml:space="preserve">450 (100.0)</w:t>
             </w:r>
           </w:p>
         </w:tc>
@@ -791,7 +791,7 @@
                 <w:szCs w:val="18"/>
                 <w:color w:val="000000"/>
               </w:rPr>
-              <w:t xml:space="preserve">225 (100.0)</w:t>
+              <w:t xml:space="preserve">300 (100.0)</w:t>
             </w:r>
           </w:p>
         </w:tc>
@@ -846,7 +846,7 @@
                 <w:szCs w:val="18"/>
                 <w:color w:val="000000"/>
               </w:rPr>
-              <w:t xml:space="preserve">223 (99.6)</w:t>
+              <w:t xml:space="preserve">150 (100.0)</w:t>
             </w:r>
           </w:p>
         </w:tc>
@@ -901,7 +901,7 @@
                 <w:szCs w:val="18"/>
                 <w:color w:val="000000"/>
               </w:rPr>
-              <w:t xml:space="preserve">448 (99.8)</w:t>
+              <w:t xml:space="preserve">450 (100.0)</w:t>
             </w:r>
           </w:p>
         </w:tc>
@@ -1016,7 +1016,7 @@
                 <w:szCs w:val="18"/>
                 <w:color w:val="000000"/>
               </w:rPr>
-              <w:t xml:space="preserve">156 (69.3)</w:t>
+              <w:t xml:space="preserve">208 (69.3)</w:t>
             </w:r>
           </w:p>
         </w:tc>
@@ -1071,7 +1071,7 @@
                 <w:szCs w:val="18"/>
                 <w:color w:val="000000"/>
               </w:rPr>
-              <w:t xml:space="preserve">129 (57.6)</w:t>
+              <w:t xml:space="preserve">87 (58.0)</w:t>
             </w:r>
           </w:p>
         </w:tc>
@@ -1126,7 +1126,7 @@
                 <w:szCs w:val="18"/>
                 <w:color w:val="000000"/>
               </w:rPr>
-              <w:t xml:space="preserve">285 (63.5)</w:t>
+              <w:t xml:space="preserve">295 (65.6)</w:t>
             </w:r>
           </w:p>
         </w:tc>
@@ -1466,7 +1466,7 @@
                 <w:szCs w:val="18"/>
                 <w:color w:val="000000"/>
               </w:rPr>
-              <w:t xml:space="preserve">105 (46.7)</w:t>
+              <w:t xml:space="preserve">145 (48.3)</w:t>
             </w:r>
           </w:p>
         </w:tc>
@@ -1521,7 +1521,7 @@
                 <w:szCs w:val="18"/>
                 <w:color w:val="000000"/>
               </w:rPr>
-              <w:t xml:space="preserve">89 (39.7)</w:t>
+              <w:t xml:space="preserve">62 (41.3)</w:t>
             </w:r>
           </w:p>
         </w:tc>
@@ -1576,7 +1576,7 @@
                 <w:szCs w:val="18"/>
                 <w:color w:val="000000"/>
               </w:rPr>
-              <w:t xml:space="preserve">194 (43.2)</w:t>
+              <w:t xml:space="preserve">207 (46.0)</w:t>
             </w:r>
           </w:p>
         </w:tc>
@@ -1691,7 +1691,7 @@
                 <w:szCs w:val="18"/>
                 <w:color w:val="000000"/>
               </w:rPr>
-              <w:t xml:space="preserve">63 (28.0)</w:t>
+              <w:t xml:space="preserve">109 (36.3)</w:t>
             </w:r>
           </w:p>
         </w:tc>
@@ -1746,7 +1746,7 @@
                 <w:szCs w:val="18"/>
                 <w:color w:val="000000"/>
               </w:rPr>
-              <w:t xml:space="preserve">10 (4.5)</w:t>
+              <w:t xml:space="preserve">10 (6.7)</w:t>
             </w:r>
           </w:p>
         </w:tc>
@@ -1801,7 +1801,7 @@
                 <w:szCs w:val="18"/>
                 <w:color w:val="000000"/>
               </w:rPr>
-              <w:t xml:space="preserve">73 (16.3)</w:t>
+              <w:t xml:space="preserve">119 (26.4)</w:t>
             </w:r>
           </w:p>
         </w:tc>
@@ -1916,7 +1916,7 @@
                 <w:szCs w:val="18"/>
                 <w:color w:val="000000"/>
               </w:rPr>
-              <w:t xml:space="preserve">137 (60.9)</w:t>
+              <w:t xml:space="preserve">184 (61.3)</w:t>
             </w:r>
           </w:p>
         </w:tc>
@@ -1971,7 +1971,7 @@
                 <w:szCs w:val="18"/>
                 <w:color w:val="000000"/>
               </w:rPr>
-              <w:t xml:space="preserve">123 (54.9)</w:t>
+              <w:t xml:space="preserve">86 (57.3)</w:t>
             </w:r>
           </w:p>
         </w:tc>
@@ -2026,7 +2026,7 @@
                 <w:szCs w:val="18"/>
                 <w:color w:val="000000"/>
               </w:rPr>
-              <w:t xml:space="preserve">260 (57.9)</w:t>
+              <w:t xml:space="preserve">270 (60.0)</w:t>
             </w:r>
           </w:p>
         </w:tc>
@@ -2141,7 +2141,7 @@
                 <w:szCs w:val="18"/>
                 <w:color w:val="000000"/>
               </w:rPr>
-              <w:t xml:space="preserve">212 (94.2)</w:t>
+              <w:t xml:space="preserve">283 (94.3)</w:t>
             </w:r>
           </w:p>
         </w:tc>
@@ -2196,7 +2196,7 @@
                 <w:szCs w:val="18"/>
                 <w:color w:val="000000"/>
               </w:rPr>
-              <w:t xml:space="preserve">206 (92.0)</w:t>
+              <w:t xml:space="preserve">144 (96.0)</w:t>
             </w:r>
           </w:p>
         </w:tc>
@@ -2251,7 +2251,7 @@
                 <w:szCs w:val="18"/>
                 <w:color w:val="000000"/>
               </w:rPr>
-              <w:t xml:space="preserve">418 (93.1)</w:t>
+              <w:t xml:space="preserve">427 (94.9)</w:t>
             </w:r>
           </w:p>
         </w:tc>
@@ -2366,7 +2366,7 @@
                 <w:szCs w:val="18"/>
                 <w:color w:val="000000"/>
               </w:rPr>
-              <w:t xml:space="preserve">256.2</w:t>
+              <w:t xml:space="preserve">313.2</w:t>
             </w:r>
           </w:p>
         </w:tc>
@@ -2421,7 +2421,7 @@
                 <w:szCs w:val="18"/>
                 <w:color w:val="000000"/>
               </w:rPr>
-              <w:t xml:space="preserve">198.7</w:t>
+              <w:t xml:space="preserve">148.9</w:t>
             </w:r>
           </w:p>
         </w:tc>
@@ -2476,7 +2476,7 @@
                 <w:szCs w:val="18"/>
                 <w:color w:val="000000"/>
               </w:rPr>
-              <w:t xml:space="preserve">454.9</w:t>
+              <w:t xml:space="preserve">462.0</w:t>
             </w:r>
           </w:p>
         </w:tc>
@@ -2591,7 +2591,7 @@
                 <w:szCs w:val="18"/>
                 <w:color w:val="000000"/>
               </w:rPr>
-              <w:t xml:space="preserve">1,380</w:t>
+              <w:t xml:space="preserve">1,836</w:t>
             </w:r>
           </w:p>
         </w:tc>
@@ -2646,7 +2646,7 @@
                 <w:szCs w:val="18"/>
                 <w:color w:val="000000"/>
               </w:rPr>
-              <w:t xml:space="preserve">1,293</w:t>
+              <w:t xml:space="preserve">925</w:t>
             </w:r>
           </w:p>
         </w:tc>
@@ -2701,7 +2701,7 @@
                 <w:szCs w:val="18"/>
                 <w:color w:val="000000"/>
               </w:rPr>
-              <w:t xml:space="preserve">2,673</w:t>
+              <w:t xml:space="preserve">2,761</w:t>
             </w:r>
           </w:p>
         </w:tc>
@@ -2816,7 +2816,7 @@
                 <w:szCs w:val="18"/>
                 <w:color w:val="000000"/>
               </w:rPr>
-              <w:t xml:space="preserve">538.6</w:t>
+              <w:t xml:space="preserve">586.2</w:t>
             </w:r>
           </w:p>
         </w:tc>
@@ -2871,7 +2871,7 @@
                 <w:szCs w:val="18"/>
                 <w:color w:val="000000"/>
               </w:rPr>
-              <w:t xml:space="preserve">650.7</w:t>
+              <w:t xml:space="preserve">621.4</w:t>
             </w:r>
           </w:p>
         </w:tc>
@@ -2926,7 +2926,7 @@
                 <w:szCs w:val="18"/>
                 <w:color w:val="000000"/>
               </w:rPr>
-              <w:t xml:space="preserve">587.6</w:t>
+              <w:t xml:space="preserve">597.6</w:t>
             </w:r>
           </w:p>
         </w:tc>
